--- a/proactive-english-c1-sy/out/PE-C1-BK1-SY_Unit03_StudentsBook.docx
+++ b/proactive-english-c1-sy/out/PE-C1-BK1-SY_Unit03_StudentsBook.docx
@@ -12445,21 +12445,13 @@
                 <w:sz w:val="22"/>
                 <w:szCs w:val="22"/>
               </w:rPr>
-              <w:t xml:space="preserve">, which is why the pass rate for August and December is published and April's is not.</w:t>
-            </w:r>
-            <w:r>
-              <w:rPr>
-                <w:rFonts w:ascii="Calibri" w:cs="Calibri" w:eastAsia="Calibri" w:hAnsi="Calibri"/>
-                <w:b/>
-                <w:bCs/>
-                <w:sz w:val="22"/>
-                <w:szCs w:val="22"/>
-              </w:rPr>
-              <w:t xml:space="preserve"> </w:t>
-            </w:r>
-            <w:r>
-              <w:rPr>
-                <w:rFonts w:ascii="Calibri" w:cs="Calibri" w:eastAsia="Calibri" w:hAnsi="Calibri"/>
+              <w:t xml:space="preserve">, which is why the pass rate for August and December is published and April's is not. </w:t>
+            </w:r>
+            <w:r>
+              <w:rPr>
+                <w:rFonts w:ascii="Calibri" w:cs="Calibri" w:eastAsia="Calibri" w:hAnsi="Calibri"/>
+                <w:b/>
+                <w:bCs/>
                 <w:sz w:val="22"/>
                 <w:szCs w:val="22"/>
               </w:rPr>
@@ -12468,8 +12460,6 @@
             <w:r>
               <w:rPr>
                 <w:rFonts w:ascii="Calibri" w:cs="Calibri" w:eastAsia="Calibri" w:hAnsi="Calibri"/>
-                <w:b/>
-                <w:bCs/>
                 <w:sz w:val="22"/>
                 <w:szCs w:val="22"/>
               </w:rPr>
@@ -12478,10 +12468,12 @@
             <w:r>
               <w:rPr>
                 <w:rFonts w:ascii="Calibri" w:cs="Calibri" w:eastAsia="Calibri" w:hAnsi="Calibri"/>
-                <w:sz w:val="22"/>
-                <w:szCs w:val="22"/>
-              </w:rPr>
-              <w:t xml:space="preserve">two of the four I know spent between three and five months looking.**</w:t>
+                <w:b/>
+                <w:bCs/>
+                <w:sz w:val="22"/>
+                <w:szCs w:val="22"/>
+              </w:rPr>
+              <w:t xml:space="preserve">two of the four I know spent between three and five months looking.</w:t>
             </w:r>
           </w:p>
           <w:p>
